--- a/Zhaomin_Liu_Resume.docx
+++ b/Zhaomin_Liu_Resume.docx
@@ -1925,29 +1925,7 @@
           <w:szCs w:val="24"/>
           <w:lang w:eastAsia="zh-CN"/>
         </w:rPr>
-        <w:t xml:space="preserve">s in MAYA and Blender includes UV mapping, modelling and reshaping. 3D substance Painter is another </w:t>
-      </w:r>
-      <w:proofErr w:type="gramStart"/>
-      <w:r>
-        <w:rPr>
-          <w:rFonts w:ascii="Calibri" w:eastAsiaTheme="minorEastAsia" w:hAnsi="Calibri" w:cs="Calibri" w:hint="eastAsia"/>
-          <w:color w:val="000000" w:themeColor="text1"/>
-          <w:sz w:val="24"/>
-          <w:szCs w:val="24"/>
-          <w:lang w:eastAsia="zh-CN"/>
-        </w:rPr>
-        <w:t>skills</w:t>
-      </w:r>
-      <w:proofErr w:type="gramEnd"/>
-      <w:r>
-        <w:rPr>
-          <w:rFonts w:ascii="Calibri" w:eastAsiaTheme="minorEastAsia" w:hAnsi="Calibri" w:cs="Calibri" w:hint="eastAsia"/>
-          <w:color w:val="000000" w:themeColor="text1"/>
-          <w:sz w:val="24"/>
-          <w:szCs w:val="24"/>
-          <w:lang w:eastAsia="zh-CN"/>
-        </w:rPr>
-        <w:t xml:space="preserve"> I have, which means roles includes 3D modelling, texturing and materials making are all suitable for me.</w:t>
+        <w:t>s in MAYA and Blender includes UV mapping, modelling and reshaping. 3D substance Painter is another skills I have, which means roles includes 3D modelling, texturing and materials making are all suitable for me.</w:t>
       </w:r>
     </w:p>
     <w:p>
@@ -3183,29 +3161,7 @@
           <w:szCs w:val="24"/>
           <w:lang w:eastAsia="zh-CN"/>
         </w:rPr>
-        <w:t xml:space="preserve"> In this </w:t>
-      </w:r>
-      <w:proofErr w:type="gramStart"/>
-      <w:r>
-        <w:rPr>
-          <w:rFonts w:ascii="Calibri" w:eastAsiaTheme="minorEastAsia" w:hAnsi="Calibri" w:cs="Calibri" w:hint="eastAsia"/>
-          <w:color w:val="000000" w:themeColor="text1"/>
-          <w:sz w:val="24"/>
-          <w:szCs w:val="24"/>
-          <w:lang w:eastAsia="zh-CN"/>
-        </w:rPr>
-        <w:t>case ,</w:t>
-      </w:r>
-      <w:proofErr w:type="gramEnd"/>
-      <w:r>
-        <w:rPr>
-          <w:rFonts w:ascii="Calibri" w:eastAsiaTheme="minorEastAsia" w:hAnsi="Calibri" w:cs="Calibri" w:hint="eastAsia"/>
-          <w:color w:val="000000" w:themeColor="text1"/>
-          <w:sz w:val="24"/>
-          <w:szCs w:val="24"/>
-          <w:lang w:eastAsia="zh-CN"/>
-        </w:rPr>
-        <w:t xml:space="preserve"> I can also handle roles like sales, team members and customer service</w:t>
+        <w:t xml:space="preserve"> In this case , I can also handle roles like sales, team members and customer service</w:t>
       </w:r>
       <w:r>
         <w:rPr>
@@ -4151,7 +4107,7 @@
         <w:spacing w:line="259" w:lineRule="auto"/>
         <w:jc w:val="both"/>
         <w:rPr>
-          <w:rFonts w:ascii="Calibri" w:eastAsiaTheme="minorEastAsia" w:hAnsi="Calibri" w:cs="Calibri" w:hint="eastAsia"/>
+          <w:rFonts w:ascii="Calibri" w:eastAsiaTheme="minorEastAsia" w:hAnsi="Calibri" w:cs="Calibri"/>
           <w:color w:val="000000" w:themeColor="text1"/>
           <w:sz w:val="24"/>
           <w:szCs w:val="24"/>
@@ -4374,6 +4330,16 @@
         <w:ind w:left="139" w:firstLineChars="200" w:firstLine="476"/>
         <w:jc w:val="both"/>
         <w:rPr>
+          <w:rFonts w:ascii="Calibri" w:eastAsiaTheme="minorEastAsia" w:hAnsi="Calibri" w:cs="Calibri"/>
+          <w:color w:val="000000" w:themeColor="text1"/>
+          <w:spacing w:val="-2"/>
+          <w:sz w:val="24"/>
+          <w:szCs w:val="24"/>
+          <w:lang w:eastAsia="zh-CN"/>
+        </w:rPr>
+      </w:pPr>
+      <w:r>
+        <w:rPr>
           <w:rFonts w:ascii="Calibri" w:eastAsiaTheme="minorEastAsia" w:hAnsi="Calibri" w:cs="Calibri" w:hint="eastAsia"/>
           <w:color w:val="000000" w:themeColor="text1"/>
           <w:spacing w:val="-2"/>
@@ -4381,7 +4347,19 @@
           <w:szCs w:val="24"/>
           <w:lang w:eastAsia="zh-CN"/>
         </w:rPr>
-      </w:pPr>
+        <w:t>What</w:t>
+      </w:r>
+      <w:r>
+        <w:rPr>
+          <w:rFonts w:ascii="Calibri" w:eastAsiaTheme="minorEastAsia" w:hAnsi="Calibri" w:cs="Calibri"/>
+          <w:color w:val="000000" w:themeColor="text1"/>
+          <w:spacing w:val="-2"/>
+          <w:sz w:val="24"/>
+          <w:szCs w:val="24"/>
+          <w:lang w:eastAsia="zh-CN"/>
+        </w:rPr>
+        <w:t>’</w:t>
+      </w:r>
       <w:r>
         <w:rPr>
           <w:rFonts w:ascii="Calibri" w:eastAsiaTheme="minorEastAsia" w:hAnsi="Calibri" w:cs="Calibri" w:hint="eastAsia"/>
@@ -4391,19 +4369,21 @@
           <w:szCs w:val="24"/>
           <w:lang w:eastAsia="zh-CN"/>
         </w:rPr>
-        <w:t>What</w:t>
-      </w:r>
-      <w:r>
-        <w:rPr>
-          <w:rFonts w:ascii="Calibri" w:eastAsiaTheme="minorEastAsia" w:hAnsi="Calibri" w:cs="Calibri"/>
+        <w:t xml:space="preserve">s more, I have experience about C++, </w:t>
+      </w:r>
+      <w:proofErr w:type="spellStart"/>
+      <w:r>
+        <w:rPr>
+          <w:rFonts w:ascii="Calibri" w:eastAsiaTheme="minorEastAsia" w:hAnsi="Calibri" w:cs="Calibri" w:hint="eastAsia"/>
           <w:color w:val="000000" w:themeColor="text1"/>
           <w:spacing w:val="-2"/>
           <w:sz w:val="24"/>
           <w:szCs w:val="24"/>
           <w:lang w:eastAsia="zh-CN"/>
         </w:rPr>
-        <w:t>’</w:t>
-      </w:r>
+        <w:t>Javascript</w:t>
+      </w:r>
+      <w:proofErr w:type="spellEnd"/>
       <w:r>
         <w:rPr>
           <w:rFonts w:ascii="Calibri" w:eastAsiaTheme="minorEastAsia" w:hAnsi="Calibri" w:cs="Calibri" w:hint="eastAsia"/>
@@ -4413,42 +4393,7 @@
           <w:szCs w:val="24"/>
           <w:lang w:eastAsia="zh-CN"/>
         </w:rPr>
-        <w:t xml:space="preserve">s more, I have experience about C++, </w:t>
-      </w:r>
-      <w:proofErr w:type="spellStart"/>
-      <w:r>
-        <w:rPr>
-          <w:rFonts w:ascii="Calibri" w:eastAsiaTheme="minorEastAsia" w:hAnsi="Calibri" w:cs="Calibri" w:hint="eastAsia"/>
-          <w:color w:val="000000" w:themeColor="text1"/>
-          <w:spacing w:val="-2"/>
-          <w:sz w:val="24"/>
-          <w:szCs w:val="24"/>
-          <w:lang w:eastAsia="zh-CN"/>
-        </w:rPr>
-        <w:t>Javascript</w:t>
-      </w:r>
-      <w:proofErr w:type="spellEnd"/>
-      <w:r>
-        <w:rPr>
-          <w:rFonts w:ascii="Calibri" w:eastAsiaTheme="minorEastAsia" w:hAnsi="Calibri" w:cs="Calibri" w:hint="eastAsia"/>
-          <w:color w:val="000000" w:themeColor="text1"/>
-          <w:spacing w:val="-2"/>
-          <w:sz w:val="24"/>
-          <w:szCs w:val="24"/>
-          <w:lang w:eastAsia="zh-CN"/>
-        </w:rPr>
-        <w:t xml:space="preserve"> and web development in university</w:t>
-      </w:r>
-      <w:r>
-        <w:rPr>
-          <w:rFonts w:ascii="Calibri" w:eastAsiaTheme="minorEastAsia" w:hAnsi="Calibri" w:cs="Calibri" w:hint="eastAsia"/>
-          <w:color w:val="000000" w:themeColor="text1"/>
-          <w:spacing w:val="-2"/>
-          <w:sz w:val="24"/>
-          <w:szCs w:val="24"/>
-          <w:lang w:eastAsia="zh-CN"/>
-        </w:rPr>
-        <w:t xml:space="preserve">. I can do coding for games and software by C++ and making different apps by </w:t>
+        <w:t xml:space="preserve"> and web development in university. I can do coding for games and software by C++ and making different apps by </w:t>
       </w:r>
       <w:proofErr w:type="spellStart"/>
       <w:r>
@@ -4482,7 +4427,7 @@
         <w:ind w:left="139" w:right="249" w:firstLineChars="200" w:firstLine="472"/>
         <w:jc w:val="both"/>
         <w:rPr>
-          <w:rFonts w:ascii="Calibri" w:eastAsiaTheme="minorEastAsia" w:hAnsi="Calibri" w:cs="Calibri" w:hint="eastAsia"/>
+          <w:rFonts w:ascii="Calibri" w:eastAsiaTheme="minorEastAsia" w:hAnsi="Calibri" w:cs="Calibri"/>
           <w:color w:val="000000" w:themeColor="text1"/>
           <w:spacing w:val="-4"/>
           <w:sz w:val="24"/>
@@ -4669,31 +4614,7 @@
           <w:szCs w:val="24"/>
           <w:lang w:eastAsia="zh-CN"/>
         </w:rPr>
-        <w:t xml:space="preserve"> In </w:t>
-      </w:r>
-      <w:proofErr w:type="gramStart"/>
-      <w:r>
-        <w:rPr>
-          <w:rFonts w:ascii="Calibri" w:eastAsiaTheme="minorEastAsia" w:hAnsi="Calibri" w:cs="Calibri" w:hint="eastAsia"/>
-          <w:color w:val="000000" w:themeColor="text1"/>
-          <w:spacing w:val="-4"/>
-          <w:sz w:val="24"/>
-          <w:szCs w:val="24"/>
-          <w:lang w:eastAsia="zh-CN"/>
-        </w:rPr>
-        <w:t>Unreal  Engine</w:t>
-      </w:r>
-      <w:proofErr w:type="gramEnd"/>
-      <w:r>
-        <w:rPr>
-          <w:rFonts w:ascii="Calibri" w:eastAsiaTheme="minorEastAsia" w:hAnsi="Calibri" w:cs="Calibri" w:hint="eastAsia"/>
-          <w:color w:val="000000" w:themeColor="text1"/>
-          <w:spacing w:val="-4"/>
-          <w:sz w:val="24"/>
-          <w:szCs w:val="24"/>
-          <w:lang w:eastAsia="zh-CN"/>
-        </w:rPr>
-        <w:t xml:space="preserve"> 5, I am familiar with VFX effect includes rendering, </w:t>
+        <w:t xml:space="preserve"> In Unreal  Engine 5, I am familiar with VFX effect includes rendering, </w:t>
       </w:r>
       <w:proofErr w:type="spellStart"/>
       <w:r>
@@ -6598,7 +6519,7 @@
           </mc:Choice>
           <mc:Fallback>
             <w:pict>
-              <v:shape w14:anchorId="3565BA26" id="Graphic 10" o:spid="_x0000_s1026" style="position:absolute;margin-left:632pt;margin-top:3pt;width:561.9pt;height:142pt;z-index:-15785984;visibility:visible;mso-wrap-style:square;mso-wrap-distance-left:9pt;mso-wrap-distance-top:0;mso-wrap-distance-right:9pt;mso-wrap-distance-bottom:0;mso-position-horizontal:absolute;mso-position-horizontal-relative:text;mso-position-vertical:absolute;mso-position-vertical-relative:text;v-text-anchor:top" coordsize="7136765,1803400" o:gfxdata="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" path="m7136193,1790433l,1790433r,12713l7136193,1803146r,-12713xem7136193,888822l,888822r,12712l7136193,901534r,-12712xem7136193,l,,,12712r7136193,l7136193,xe" fillcolor="black" stroked="f">
+              <v:shape w14:anchorId="574854E1" id="Graphic 10" o:spid="_x0000_s1026" style="position:absolute;margin-left:632pt;margin-top:3pt;width:561.9pt;height:142pt;z-index:-15785984;visibility:visible;mso-wrap-style:square;mso-wrap-distance-left:9pt;mso-wrap-distance-top:0;mso-wrap-distance-right:9pt;mso-wrap-distance-bottom:0;mso-position-horizontal:absolute;mso-position-horizontal-relative:text;mso-position-vertical:absolute;mso-position-vertical-relative:text;v-text-anchor:top" coordsize="7136765,1803400" o:gfxdata="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" path="m7136193,1790433l,1790433r,12713l7136193,1803146r,-12713xem7136193,888822l,888822r,12712l7136193,901534r,-12712xem7136193,l,,,12712r7136193,l7136193,xe" fillcolor="black" stroked="f">
                 <v:path arrowok="t"/>
               </v:shape>
             </w:pict>
@@ -7197,7 +7118,6 @@
         </w:rPr>
         <w:t xml:space="preserve"> </w:t>
       </w:r>
-      <w:proofErr w:type="gramStart"/>
       <w:r>
         <w:rPr>
           <w:rFonts w:ascii="Calibri" w:hAnsi="Calibri" w:cs="Calibri"/>
@@ -7222,17 +7142,7 @@
           <w:szCs w:val="24"/>
           <w:lang w:eastAsia="zh-CN"/>
         </w:rPr>
-        <w:t xml:space="preserve"> excellent</w:t>
-      </w:r>
-      <w:proofErr w:type="gramEnd"/>
-      <w:r>
-        <w:rPr>
-          <w:rFonts w:ascii="Calibri" w:eastAsiaTheme="minorEastAsia" w:hAnsi="Calibri" w:cs="Calibri" w:hint="eastAsia"/>
-          <w:sz w:val="24"/>
-          <w:szCs w:val="24"/>
-          <w:lang w:eastAsia="zh-CN"/>
-        </w:rPr>
-        <w:t xml:space="preserve"> board games and how to guide players to play that.</w:t>
+        <w:t xml:space="preserve"> excellent board games and how to guide players to play that.</w:t>
       </w:r>
     </w:p>
     <w:p>
@@ -7540,7 +7450,7 @@
           </mc:Choice>
           <mc:Fallback>
             <w:pict>
-              <v:group w14:anchorId="736F91C2" id="Group 5" o:spid="_x0000_s1026" style="position:absolute;margin-left:189.95pt;margin-top:-47.7pt;width:191pt;height:6pt;z-index:251661312;mso-wrap-distance-left:0;mso-wrap-distance-right:0;mso-position-horizontal-relative:page" coordsize="24257,762" o:gfxdata="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">
+              <v:group w14:anchorId="238D8947" id="Group 5" o:spid="_x0000_s1026" style="position:absolute;margin-left:189.95pt;margin-top:-47.7pt;width:191pt;height:6pt;z-index:251661312;mso-wrap-distance-left:0;mso-wrap-distance-right:0;mso-position-horizontal-relative:page" coordsize="24257,762" o:gfxdata="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">
                 <v:shape id="Graphic 6" o:spid="_x0000_s1027" style="position:absolute;width:14401;height:762;visibility:visible;mso-wrap-style:square;v-text-anchor:top" coordsize="1440180,76200" o:gfxdata="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" path="m454596,l,,,76161r454596,l454596,xem947267,l492671,r,76161l947267,76161,947267,xem1439951,l985354,r,76161l1439951,76161r,-76161xe" fillcolor="#bba97e" stroked="f">
                   <v:path arrowok="t"/>
                 </v:shape>
@@ -7608,9 +7518,8 @@
         <w:r>
           <w:rPr>
             <w:rStyle w:val="a6"/>
-            <w:rFonts w:ascii="Calibri" w:hAnsi="Calibri" w:cs="Calibri"/>
           </w:rPr>
-          <w:t>https://github.com/Vril2563?tab=repositories</w:t>
+          <w:t>https://github.com/Vril2563</w:t>
         </w:r>
       </w:hyperlink>
     </w:p>

--- a/Zhaomin_Liu_Resume.docx
+++ b/Zhaomin_Liu_Resume.docx
@@ -490,7 +490,7 @@
         <w:spacing w:before="67" w:line="349" w:lineRule="exact"/>
         <w:ind w:left="139"/>
         <w:rPr>
-          <w:rFonts w:eastAsiaTheme="minorEastAsia"/>
+          <w:rFonts w:asciiTheme="minorHAnsi" w:eastAsiaTheme="minorEastAsia" w:hAnsiTheme="minorHAnsi" w:cstheme="minorHAnsi"/>
           <w:b/>
           <w:i/>
           <w:position w:val="-6"/>
@@ -502,7 +502,7 @@
       <w:bookmarkEnd w:id="1"/>
       <w:r>
         <w:rPr>
-          <w:rFonts w:eastAsiaTheme="minorEastAsia" w:hint="eastAsia"/>
+          <w:rFonts w:asciiTheme="minorHAnsi" w:eastAsiaTheme="minorEastAsia" w:hAnsiTheme="minorHAnsi" w:cstheme="minorHAnsi"/>
           <w:b/>
           <w:i/>
           <w:spacing w:val="-2"/>
@@ -514,6 +514,7 @@
       </w:r>
       <w:r>
         <w:rPr>
+          <w:rFonts w:asciiTheme="minorHAnsi" w:hAnsiTheme="minorHAnsi" w:cstheme="minorHAnsi"/>
           <w:b/>
           <w:i/>
           <w:spacing w:val="-2"/>
@@ -524,6 +525,7 @@
       </w:r>
       <w:r>
         <w:rPr>
+          <w:rFonts w:asciiTheme="minorHAnsi" w:hAnsiTheme="minorHAnsi" w:cstheme="minorHAnsi"/>
           <w:b/>
           <w:i/>
           <w:position w:val="-6"/>
@@ -625,6 +627,7 @@
           <w:position w:val="-6"/>
           <w:sz w:val="21"/>
           <w:szCs w:val="21"/>
+          <w:lang w:eastAsia="zh-CN"/>
         </w:rPr>
       </w:pPr>
       <w:r>
@@ -637,6 +640,18 @@
           <w:szCs w:val="21"/>
         </w:rPr>
         <w:t>●     Programming &amp; Web: C++, JavaScript, Web Development (HTML/CSS)</w:t>
+      </w:r>
+      <w:r>
+        <w:rPr>
+          <w:rFonts w:asciiTheme="minorHAnsi" w:eastAsia="宋体" w:hAnsiTheme="minorHAnsi" w:cstheme="minorHAnsi"/>
+          <w:bCs/>
+          <w:iCs/>
+          <w:position w:val="-6"/>
+          <w:sz w:val="21"/>
+          <w:szCs w:val="21"/>
+          <w:lang w:eastAsia="zh-CN"/>
+        </w:rPr>
+        <w:t>, AI, Python</w:t>
       </w:r>
     </w:p>
     <w:p>
@@ -869,7 +884,7 @@
         <w:spacing w:before="67" w:line="349" w:lineRule="exact"/>
         <w:ind w:left="139"/>
         <w:rPr>
-          <w:rFonts w:eastAsiaTheme="minorEastAsia"/>
+          <w:rFonts w:asciiTheme="minorHAnsi" w:eastAsiaTheme="minorEastAsia" w:hAnsiTheme="minorHAnsi" w:cstheme="minorHAnsi"/>
           <w:lang w:eastAsia="zh-CN"/>
         </w:rPr>
       </w:pPr>
@@ -898,14 +913,14 @@
       </w:r>
       <w:r>
         <w:rPr>
-          <w:rFonts w:eastAsiaTheme="minorEastAsia" w:hint="eastAsia"/>
+          <w:rFonts w:asciiTheme="minorHAnsi" w:eastAsiaTheme="minorEastAsia" w:hAnsiTheme="minorHAnsi" w:cstheme="minorHAnsi"/>
           <w:lang w:eastAsia="zh-CN"/>
         </w:rPr>
         <w:t xml:space="preserve"> </w:t>
       </w:r>
       <w:r>
         <w:rPr>
-          <w:rFonts w:eastAsiaTheme="minorEastAsia"/>
+          <w:rFonts w:asciiTheme="minorHAnsi" w:eastAsiaTheme="minorEastAsia" w:hAnsiTheme="minorHAnsi" w:cstheme="minorHAnsi"/>
           <w:sz w:val="21"/>
           <w:szCs w:val="21"/>
           <w:lang w:eastAsia="zh-CN"/>
@@ -914,6 +929,7 @@
       </w:r>
       <w:r>
         <w:rPr>
+          <w:rFonts w:asciiTheme="minorHAnsi" w:hAnsiTheme="minorHAnsi" w:cstheme="minorHAnsi"/>
           <w:sz w:val="21"/>
           <w:szCs w:val="21"/>
           <w:lang w:eastAsia="zh-CN"/>
@@ -929,7 +945,7 @@
         <w:spacing w:before="67" w:line="349" w:lineRule="exact"/>
         <w:ind w:left="139"/>
         <w:rPr>
-          <w:rFonts w:eastAsiaTheme="minorEastAsia"/>
+          <w:rFonts w:asciiTheme="minorHAnsi" w:eastAsiaTheme="minorEastAsia" w:hAnsiTheme="minorHAnsi" w:cstheme="minorHAnsi"/>
           <w:bCs/>
           <w:iCs/>
           <w:position w:val="-6"/>
@@ -947,7 +963,7 @@
         <w:spacing w:before="67" w:line="349" w:lineRule="exact"/>
         <w:ind w:left="139"/>
         <w:rPr>
-          <w:rFonts w:eastAsiaTheme="minorEastAsia"/>
+          <w:rFonts w:asciiTheme="minorHAnsi" w:eastAsiaTheme="minorEastAsia" w:hAnsiTheme="minorHAnsi" w:cstheme="minorHAnsi"/>
           <w:bCs/>
           <w:iCs/>
           <w:position w:val="-6"/>
@@ -1467,7 +1483,7 @@
         <w:spacing w:before="67" w:line="349" w:lineRule="exact"/>
         <w:ind w:firstLineChars="200" w:firstLine="420"/>
         <w:rPr>
-          <w:rFonts w:eastAsiaTheme="minorEastAsia"/>
+          <w:rFonts w:eastAsiaTheme="minorEastAsia" w:hint="eastAsia"/>
           <w:bCs/>
           <w:iCs/>
           <w:position w:val="-6"/>
@@ -1548,7 +1564,19 @@
           <w:szCs w:val="21"/>
           <w:lang w:eastAsia="zh-CN"/>
         </w:rPr>
-        <w:t xml:space="preserve">  now</w:t>
+        <w:t xml:space="preserve">  </w:t>
+      </w:r>
+      <w:r>
+        <w:rPr>
+          <w:rFonts w:eastAsiaTheme="minorEastAsia" w:hint="eastAsia"/>
+          <w:bCs/>
+          <w:iCs/>
+          <w:position w:val="-6"/>
+          <w:sz w:val="21"/>
+          <w:szCs w:val="21"/>
+          <w:lang w:eastAsia="zh-CN"/>
+        </w:rPr>
+        <w:t>June 2026</w:t>
       </w:r>
     </w:p>
     <w:p>
@@ -1680,6 +1708,322 @@
         </w:rPr>
         <w:t>d our products to customers and offering amazing service.</w:t>
       </w:r>
+    </w:p>
+    <w:p>
+      <w:pPr>
+        <w:tabs>
+          <w:tab w:val="left" w:pos="3438"/>
+        </w:tabs>
+        <w:spacing w:before="67" w:line="349" w:lineRule="exact"/>
+        <w:ind w:left="139"/>
+        <w:rPr>
+          <w:rFonts w:eastAsiaTheme="minorEastAsia"/>
+          <w:bCs/>
+          <w:iCs/>
+          <w:position w:val="-6"/>
+          <w:sz w:val="21"/>
+          <w:szCs w:val="21"/>
+          <w:lang w:eastAsia="zh-CN"/>
+        </w:rPr>
+      </w:pPr>
+    </w:p>
+    <w:p>
+      <w:pPr>
+        <w:tabs>
+          <w:tab w:val="left" w:pos="3438"/>
+        </w:tabs>
+        <w:spacing w:before="67" w:line="349" w:lineRule="exact"/>
+        <w:ind w:firstLineChars="200" w:firstLine="420"/>
+        <w:rPr>
+          <w:rFonts w:eastAsiaTheme="minorEastAsia" w:hint="eastAsia"/>
+          <w:bCs/>
+          <w:iCs/>
+          <w:position w:val="-6"/>
+          <w:sz w:val="21"/>
+          <w:szCs w:val="21"/>
+          <w:lang w:eastAsia="zh-CN"/>
+        </w:rPr>
+      </w:pPr>
+      <w:r>
+        <w:rPr>
+          <w:rFonts w:eastAsiaTheme="minorEastAsia" w:hint="eastAsia"/>
+          <w:bCs/>
+          <w:iCs/>
+          <w:position w:val="-6"/>
+          <w:sz w:val="21"/>
+          <w:szCs w:val="21"/>
+          <w:lang w:eastAsia="zh-CN"/>
+        </w:rPr>
+        <w:t>Python Tutor</w:t>
+      </w:r>
+      <w:r>
+        <w:rPr>
+          <w:rFonts w:eastAsiaTheme="minorEastAsia" w:hint="eastAsia"/>
+          <w:bCs/>
+          <w:iCs/>
+          <w:position w:val="-6"/>
+          <w:sz w:val="21"/>
+          <w:szCs w:val="21"/>
+          <w:lang w:eastAsia="zh-CN"/>
+        </w:rPr>
+        <w:t xml:space="preserve"> | </w:t>
+      </w:r>
+      <w:r>
+        <w:rPr>
+          <w:rFonts w:eastAsiaTheme="minorEastAsia" w:hint="eastAsia"/>
+          <w:bCs/>
+          <w:iCs/>
+          <w:position w:val="-6"/>
+          <w:sz w:val="21"/>
+          <w:szCs w:val="21"/>
+          <w:lang w:eastAsia="zh-CN"/>
+        </w:rPr>
+        <w:t>Play AI</w:t>
+      </w:r>
+      <w:r>
+        <w:rPr>
+          <w:rFonts w:eastAsiaTheme="minorEastAsia" w:hint="eastAsia"/>
+          <w:bCs/>
+          <w:iCs/>
+          <w:position w:val="-6"/>
+          <w:sz w:val="21"/>
+          <w:szCs w:val="21"/>
+          <w:lang w:eastAsia="zh-CN"/>
+        </w:rPr>
+        <w:t xml:space="preserve"> |</w:t>
+      </w:r>
+      <w:r>
+        <w:rPr>
+          <w:rFonts w:eastAsiaTheme="minorEastAsia" w:hint="eastAsia"/>
+          <w:bCs/>
+          <w:iCs/>
+          <w:position w:val="-6"/>
+          <w:sz w:val="21"/>
+          <w:szCs w:val="21"/>
+          <w:lang w:eastAsia="zh-CN"/>
+        </w:rPr>
+        <w:t>Melbourne</w:t>
+      </w:r>
+      <w:r>
+        <w:rPr>
+          <w:rFonts w:eastAsiaTheme="minorEastAsia" w:hint="eastAsia"/>
+          <w:bCs/>
+          <w:iCs/>
+          <w:position w:val="-6"/>
+          <w:sz w:val="21"/>
+          <w:szCs w:val="21"/>
+          <w:lang w:eastAsia="zh-CN"/>
+        </w:rPr>
+        <w:t xml:space="preserve"> | </w:t>
+      </w:r>
+      <w:r>
+        <w:rPr>
+          <w:rFonts w:eastAsiaTheme="minorEastAsia" w:hint="eastAsia"/>
+          <w:bCs/>
+          <w:iCs/>
+          <w:position w:val="-6"/>
+          <w:sz w:val="21"/>
+          <w:szCs w:val="21"/>
+          <w:lang w:eastAsia="zh-CN"/>
+        </w:rPr>
+        <w:t>May</w:t>
+      </w:r>
+      <w:r>
+        <w:rPr>
+          <w:rFonts w:eastAsiaTheme="minorEastAsia" w:hint="eastAsia"/>
+          <w:bCs/>
+          <w:iCs/>
+          <w:position w:val="-6"/>
+          <w:sz w:val="21"/>
+          <w:szCs w:val="21"/>
+          <w:lang w:eastAsia="zh-CN"/>
+        </w:rPr>
+        <w:t xml:space="preserve"> 202</w:t>
+      </w:r>
+      <w:r>
+        <w:rPr>
+          <w:rFonts w:eastAsiaTheme="minorEastAsia" w:hint="eastAsia"/>
+          <w:bCs/>
+          <w:iCs/>
+          <w:position w:val="-6"/>
+          <w:sz w:val="21"/>
+          <w:szCs w:val="21"/>
+          <w:lang w:eastAsia="zh-CN"/>
+        </w:rPr>
+        <w:t>6</w:t>
+      </w:r>
+      <w:r>
+        <w:rPr>
+          <w:rFonts w:eastAsiaTheme="minorEastAsia" w:hint="eastAsia"/>
+          <w:bCs/>
+          <w:iCs/>
+          <w:position w:val="-6"/>
+          <w:sz w:val="21"/>
+          <w:szCs w:val="21"/>
+          <w:lang w:eastAsia="zh-CN"/>
+        </w:rPr>
+        <w:t xml:space="preserve"> </w:t>
+      </w:r>
+      <w:r>
+        <w:rPr>
+          <w:rFonts w:eastAsiaTheme="minorEastAsia"/>
+          <w:bCs/>
+          <w:iCs/>
+          <w:position w:val="-6"/>
+          <w:sz w:val="21"/>
+          <w:szCs w:val="21"/>
+          <w:lang w:eastAsia="zh-CN"/>
+        </w:rPr>
+        <w:t>–</w:t>
+      </w:r>
+      <w:r>
+        <w:rPr>
+          <w:rFonts w:eastAsiaTheme="minorEastAsia" w:hint="eastAsia"/>
+          <w:bCs/>
+          <w:iCs/>
+          <w:position w:val="-6"/>
+          <w:sz w:val="21"/>
+          <w:szCs w:val="21"/>
+          <w:lang w:eastAsia="zh-CN"/>
+        </w:rPr>
+        <w:t xml:space="preserve"> </w:t>
+      </w:r>
+      <w:r>
+        <w:rPr>
+          <w:rFonts w:eastAsiaTheme="minorEastAsia" w:hint="eastAsia"/>
+          <w:bCs/>
+          <w:iCs/>
+          <w:position w:val="-6"/>
+          <w:sz w:val="21"/>
+          <w:szCs w:val="21"/>
+          <w:lang w:eastAsia="zh-CN"/>
+        </w:rPr>
+        <w:t>Now</w:t>
+      </w:r>
+    </w:p>
+    <w:p>
+      <w:pPr>
+        <w:tabs>
+          <w:tab w:val="left" w:pos="3438"/>
+        </w:tabs>
+        <w:spacing w:before="67" w:line="349" w:lineRule="exact"/>
+        <w:ind w:left="139"/>
+        <w:rPr>
+          <w:rFonts w:eastAsiaTheme="minorEastAsia" w:hint="eastAsia"/>
+          <w:bCs/>
+          <w:iCs/>
+          <w:position w:val="-6"/>
+          <w:sz w:val="21"/>
+          <w:szCs w:val="21"/>
+          <w:lang w:eastAsia="zh-CN"/>
+        </w:rPr>
+      </w:pPr>
+      <w:r>
+        <w:rPr>
+          <w:rFonts w:hint="eastAsia"/>
+          <w:bCs/>
+          <w:iCs/>
+          <w:position w:val="-6"/>
+          <w:sz w:val="21"/>
+          <w:szCs w:val="21"/>
+        </w:rPr>
+        <w:t>●</w:t>
+      </w:r>
+      <w:r>
+        <w:rPr>
+          <w:rFonts w:eastAsiaTheme="minorEastAsia" w:hint="eastAsia"/>
+          <w:bCs/>
+          <w:iCs/>
+          <w:position w:val="-6"/>
+          <w:sz w:val="21"/>
+          <w:szCs w:val="21"/>
+          <w:lang w:eastAsia="zh-CN"/>
+        </w:rPr>
+        <w:t xml:space="preserve">    Use my </w:t>
+      </w:r>
+      <w:r>
+        <w:rPr>
+          <w:rFonts w:eastAsiaTheme="minorEastAsia" w:hint="eastAsia"/>
+          <w:bCs/>
+          <w:iCs/>
+          <w:position w:val="-6"/>
+          <w:sz w:val="21"/>
+          <w:szCs w:val="21"/>
+          <w:lang w:eastAsia="zh-CN"/>
+        </w:rPr>
+        <w:t>professional Python and 3D modelling knowledge to teach students from age 8 - 22</w:t>
+      </w:r>
+    </w:p>
+    <w:p>
+      <w:pPr>
+        <w:tabs>
+          <w:tab w:val="left" w:pos="3438"/>
+        </w:tabs>
+        <w:spacing w:before="67" w:line="349" w:lineRule="exact"/>
+        <w:ind w:left="139"/>
+        <w:rPr>
+          <w:rFonts w:eastAsiaTheme="minorEastAsia" w:hint="eastAsia"/>
+          <w:bCs/>
+          <w:iCs/>
+          <w:position w:val="-6"/>
+          <w:sz w:val="21"/>
+          <w:szCs w:val="21"/>
+          <w:lang w:eastAsia="zh-CN"/>
+        </w:rPr>
+      </w:pPr>
+      <w:r>
+        <w:rPr>
+          <w:rFonts w:hint="eastAsia"/>
+          <w:bCs/>
+          <w:iCs/>
+          <w:position w:val="-6"/>
+          <w:sz w:val="21"/>
+          <w:szCs w:val="21"/>
+        </w:rPr>
+        <w:t>●</w:t>
+      </w:r>
+      <w:r>
+        <w:rPr>
+          <w:rFonts w:eastAsiaTheme="minorEastAsia" w:hint="eastAsia"/>
+          <w:bCs/>
+          <w:iCs/>
+          <w:position w:val="-6"/>
+          <w:sz w:val="21"/>
+          <w:szCs w:val="21"/>
+          <w:lang w:eastAsia="zh-CN"/>
+        </w:rPr>
+        <w:t xml:space="preserve">    Use my </w:t>
+      </w:r>
+      <w:r>
+        <w:rPr>
+          <w:rFonts w:eastAsiaTheme="minorEastAsia" w:hint="eastAsia"/>
+          <w:bCs/>
+          <w:iCs/>
+          <w:position w:val="-6"/>
+          <w:sz w:val="21"/>
+          <w:szCs w:val="21"/>
+          <w:lang w:eastAsia="zh-CN"/>
+        </w:rPr>
+        <w:t>game development experience to guide students between 14 - 22 to complete their game competition projects.</w:t>
+      </w:r>
+    </w:p>
+    <w:p>
+      <w:pPr>
+        <w:tabs>
+          <w:tab w:val="left" w:pos="3438"/>
+        </w:tabs>
+        <w:spacing w:before="67" w:line="349" w:lineRule="exact"/>
+        <w:ind w:left="139"/>
+        <w:rPr>
+          <w:rFonts w:eastAsiaTheme="minorEastAsia" w:hint="eastAsia"/>
+          <w:bCs/>
+          <w:iCs/>
+          <w:position w:val="-6"/>
+          <w:sz w:val="21"/>
+          <w:szCs w:val="21"/>
+          <w:lang w:eastAsia="zh-CN"/>
+        </w:rPr>
+      </w:pPr>
     </w:p>
     <w:p>
       <w:pPr>
@@ -2087,6 +2431,7 @@
           <w:szCs w:val="21"/>
           <w:lang w:eastAsia="zh-CN"/>
         </w:rPr>
+        <w:lastRenderedPageBreak/>
         <w:t>●</w:t>
       </w:r>
       <w:r>
@@ -2272,7 +2617,6 @@
           <w:szCs w:val="21"/>
           <w:lang w:eastAsia="zh-CN"/>
         </w:rPr>
-        <w:lastRenderedPageBreak/>
         <w:t>●</w:t>
       </w:r>
       <w:r>
